--- a/output_receita_federal/instrucao_normativa_rfb/documents/in_rfb_2060_20211213.docx
+++ b/output_receita_federal/instrucao_normativa_rfb/documents/in_rfb_2060_20211213.docx
@@ -60,6 +60,9 @@
         <w:t xml:space="preserve">CAPÍTULO I </w:t>
       </w:r>
       <w:r>
+        <w:br/>
+      </w:r>
+      <w:r>
         <w:t>DO COMPROVANTE DE RENDIMENTOS</w:t>
       </w:r>
     </w:p>
@@ -91,6 +94,9 @@
     <w:p>
       <w:r>
         <w:t xml:space="preserve">CAPÍTULO II </w:t>
+      </w:r>
+      <w:r>
+        <w:br/>
       </w:r>
       <w:r>
         <w:t>DO PRAZO PARA FORNECIMENTO DO COMPROVANTE AO BENEFICIÁRIO</w:t>
@@ -126,6 +132,9 @@
         <w:t xml:space="preserve">CAPÍTULO III </w:t>
       </w:r>
       <w:r>
+        <w:br/>
+      </w:r>
+      <w:r>
         <w:t>DO PREENCHIMENTO DO COMPROVANTE</w:t>
       </w:r>
     </w:p>
@@ -139,6 +148,9 @@
         <w:t xml:space="preserve">CAPÍTULO IV </w:t>
       </w:r>
       <w:r>
+        <w:br/>
+      </w:r>
+      <w:r>
         <w:t>DA FALTA DE ENTREGA DO COMPROVANTE</w:t>
       </w:r>
     </w:p>
@@ -150,6 +162,9 @@
     <w:p>
       <w:r>
         <w:t xml:space="preserve">CAPÍTULO V </w:t>
+      </w:r>
+      <w:r>
+        <w:br/>
       </w:r>
       <w:r>
         <w:t>DA FALSIDADE DE INFORMAÇÕES</w:t>
@@ -168,6 +183,9 @@
     <w:p>
       <w:r>
         <w:t xml:space="preserve">CAPÍTULO VI </w:t>
+      </w:r>
+      <w:r>
+        <w:br/>
       </w:r>
       <w:r>
         <w:t>DISPOSIÇÕES FINAIS</w:t>
@@ -206,6 +224,45 @@
     <w:p>
       <w:r>
         <w:t>JULIO CESAR VIEIRA GOMES</w:t>
+      </w:r>
+    </w:p>
+    <w:p>
+      <w:pPr>
+        <w:jc w:val="center"/>
+      </w:pPr>
+      <w:r>
+        <w:drawing>
+          <wp:inline xmlns:a="http://schemas.openxmlformats.org/drawingml/2006/main" xmlns:pic="http://schemas.openxmlformats.org/drawingml/2006/picture">
+            <wp:extent cx="649224" cy="1037392"/>
+            <wp:docPr id="1" name="Picture 1"/>
+            <wp:cNvGraphicFramePr>
+              <a:graphicFrameLocks noChangeAspect="1"/>
+            </wp:cNvGraphicFramePr>
+            <a:graphic>
+              <a:graphicData uri="http://schemas.openxmlformats.org/drawingml/2006/picture">
+                <pic:pic>
+                  <pic:nvPicPr>
+                    <pic:cNvPr id="0" name="image.jpg"/>
+                    <pic:cNvPicPr/>
+                  </pic:nvPicPr>
+                  <pic:blipFill>
+                    <a:blip r:embed="rId9"/>
+                    <a:stretch>
+                      <a:fillRect/>
+                    </a:stretch>
+                  </pic:blipFill>
+                  <pic:spPr>
+                    <a:xfrm>
+                      <a:off x="0" y="0"/>
+                      <a:ext cx="649224" cy="1037392"/>
+                    </a:xfrm>
+                    <a:prstGeom prst="rect"/>
+                  </pic:spPr>
+                </pic:pic>
+              </a:graphicData>
+            </a:graphic>
+          </wp:inline>
+        </w:drawing>
       </w:r>
     </w:p>
     <w:p>
